--- a/Notes/Day 7.docx
+++ b/Notes/Day 7.docx
@@ -52,7 +52,21 @@
           <w:b/>
           <w:bCs/>
         </w:rPr>
-        <w:t>Blob, Queue, Table storage</w:t>
+        <w:t>Blob, Queue, Table</w:t>
+      </w:r>
+      <w:r>
+        <w:rPr>
+          <w:b/>
+          <w:bCs/>
+        </w:rPr>
+        <w:t>, File</w:t>
+      </w:r>
+      <w:r>
+        <w:rPr>
+          <w:b/>
+          <w:bCs/>
+        </w:rPr>
+        <w:t xml:space="preserve"> storage</w:t>
       </w:r>
     </w:p>
     <w:p>
